--- a/Homework5/Homework5 Report.docx
+++ b/Homework5/Homework5 Report.docx
@@ -1455,6 +1455,56 @@
           <w:lang w:eastAsia="zh-TW"/>
         </w:rPr>
         <w:t>and explain simulation result</w:t>
+      </w:r>
+    </w:p>
+    <w:p>
+      <w:pPr>
+        <w:pStyle w:val="ListParagraph"/>
+        <w:numPr>
+          <w:ilvl w:val="1"/>
+          <w:numId w:val="10"/>
+        </w:numPr>
+        <w:rPr>
+          <w:b/>
+          <w:lang w:eastAsia="zh-TW"/>
+        </w:rPr>
+      </w:pPr>
+      <w:r>
+        <w:rPr>
+          <w:b/>
+          <w:lang w:eastAsia="zh-TW"/>
+        </w:rPr>
+        <w:t>Waveform</w:t>
+      </w:r>
+    </w:p>
+    <w:p>
+      <w:pPr>
+        <w:pStyle w:val="ListParagraph"/>
+        <w:ind w:left="1440"/>
+        <w:rPr>
+          <w:b/>
+          <w:lang w:eastAsia="zh-TW"/>
+        </w:rPr>
+      </w:pPr>
+    </w:p>
+    <w:p>
+      <w:pPr>
+        <w:pStyle w:val="ListParagraph"/>
+        <w:numPr>
+          <w:ilvl w:val="1"/>
+          <w:numId w:val="10"/>
+        </w:numPr>
+        <w:rPr>
+          <w:b/>
+          <w:lang w:eastAsia="zh-TW"/>
+        </w:rPr>
+      </w:pPr>
+      <w:r>
+        <w:rPr>
+          <w:b/>
+          <w:lang w:eastAsia="zh-TW"/>
+        </w:rPr>
+        <w:t>Transcript</w:t>
       </w:r>
     </w:p>
     <w:p>

--- a/Homework5/Homework5 Report.docx
+++ b/Homework5/Homework5 Report.docx
@@ -242,6 +242,7 @@
       <w:r>
         <w:rPr>
           <w:b/>
+          <w:noProof/>
           <w:lang w:eastAsia="zh-TW"/>
         </w:rPr>
         <w:drawing>
@@ -345,6 +346,7 @@
         <w:rPr>
           <w:rFonts w:eastAsia="游ゴシック"/>
           <w:b/>
+          <w:noProof/>
           <w:lang w:eastAsia="ja-JP"/>
         </w:rPr>
         <w:drawing>
@@ -419,6 +421,7 @@
       <w:r>
         <w:rPr>
           <w:b/>
+          <w:noProof/>
           <w:lang w:eastAsia="zh-TW"/>
         </w:rPr>
         <w:drawing>
@@ -506,6 +509,7 @@
         <w:rPr>
           <w:rFonts w:eastAsia="游ゴシック"/>
           <w:b/>
+          <w:noProof/>
           <w:lang w:eastAsia="ja-JP"/>
         </w:rPr>
         <w:drawing>
@@ -544,6 +548,23 @@
           </wp:inline>
         </w:drawing>
       </w:r>
+    </w:p>
+    <w:p>
+      <w:pPr>
+        <w:pStyle w:val="ListParagraph"/>
+        <w:rPr>
+          <w:b/>
+          <w:lang w:eastAsia="zh-TW"/>
+        </w:rPr>
+      </w:pPr>
+      <w:r>
+        <w:rPr>
+          <w:rFonts w:hint="eastAsia"/>
+          <w:b/>
+          <w:lang w:eastAsia="zh-TW"/>
+        </w:rPr>
+        <w:t>The simulation wave shows the conversion of gray value to binary value for all cases from 0000 to 1111 which output a correct binary value.</w:t>
+      </w:r>
       <w:r>
         <w:rPr>
           <w:rFonts w:eastAsia="游ゴシック"/>
@@ -595,6 +616,7 @@
       <w:r>
         <w:rPr>
           <w:b/>
+          <w:noProof/>
           <w:lang w:eastAsia="zh-TW"/>
         </w:rPr>
         <w:drawing>
@@ -777,6 +799,7 @@
         <w:rPr>
           <w:rFonts w:eastAsia="游ゴシック"/>
           <w:b/>
+          <w:noProof/>
           <w:lang w:eastAsia="ja-JP"/>
         </w:rPr>
         <w:drawing>
@@ -879,6 +902,7 @@
       <w:r>
         <w:rPr>
           <w:b/>
+          <w:noProof/>
           <w:lang w:eastAsia="zh-TW"/>
         </w:rPr>
         <w:drawing>
@@ -951,6 +975,7 @@
       <w:r>
         <w:rPr>
           <w:b/>
+          <w:noProof/>
           <w:lang w:eastAsia="zh-TW"/>
         </w:rPr>
         <w:drawing>
@@ -1047,6 +1072,7 @@
         <w:rPr>
           <w:rFonts w:eastAsia="游ゴシック"/>
           <w:b/>
+          <w:noProof/>
           <w:lang w:eastAsia="ja-JP"/>
         </w:rPr>
         <w:drawing>
@@ -1085,6 +1111,38 @@
           </wp:inline>
         </w:drawing>
       </w:r>
+    </w:p>
+    <w:p>
+      <w:pPr>
+        <w:pStyle w:val="ListParagraph"/>
+        <w:rPr>
+          <w:b/>
+          <w:lang w:eastAsia="zh-TW"/>
+        </w:rPr>
+      </w:pPr>
+      <w:r>
+        <w:rPr>
+          <w:rFonts w:hint="eastAsia"/>
+          <w:b/>
+          <w:lang w:eastAsia="zh-TW"/>
+        </w:rPr>
+        <w:t xml:space="preserve">The simulation wave shows a result of A+B+CIN for each of the A and B and CIN value which output a correct result for each </w:t>
+      </w:r>
+      <w:r>
+        <w:rPr>
+          <w:b/>
+          <w:lang w:eastAsia="zh-TW"/>
+        </w:rPr>
+        <w:t>case</w:t>
+      </w:r>
+      <w:r>
+        <w:rPr>
+          <w:rFonts w:hint="eastAsia"/>
+          <w:b/>
+          <w:lang w:eastAsia="zh-TW"/>
+        </w:rPr>
+        <w:t xml:space="preserve">. </w:t>
+      </w:r>
       <w:r>
         <w:rPr>
           <w:rFonts w:eastAsia="游ゴシック"/>
@@ -1128,6 +1186,7 @@
       <w:r>
         <w:rPr>
           <w:b/>
+          <w:noProof/>
           <w:lang w:eastAsia="zh-TW"/>
         </w:rPr>
         <w:drawing>
@@ -1213,7 +1272,7 @@
           <w:u w:val="single"/>
           <w:lang w:eastAsia="zh-TW"/>
         </w:rPr>
-        <w:t>5</w:t>
+        <w:t>5c</w:t>
       </w:r>
       <w:r>
         <w:rPr>
@@ -1223,7 +1282,7 @@
           <w:u w:val="single"/>
           <w:lang w:eastAsia="zh-TW"/>
         </w:rPr>
-        <w:t>c</w:t>
+        <w:t xml:space="preserve"> (</w:t>
       </w:r>
       <w:r>
         <w:rPr>
@@ -1233,7 +1292,7 @@
           <w:u w:val="single"/>
           <w:lang w:eastAsia="zh-TW"/>
         </w:rPr>
-        <w:t xml:space="preserve"> (</w:t>
+        <w:t>ECC Encoder and ECC Decoder</w:t>
       </w:r>
       <w:r>
         <w:rPr>
@@ -1243,17 +1302,24 @@
           <w:u w:val="single"/>
           <w:lang w:eastAsia="zh-TW"/>
         </w:rPr>
-        <w:t>ECC Encoder and ECC Decoder</w:t>
-      </w:r>
+        <w:t>)</w:t>
+      </w:r>
+    </w:p>
+    <w:p>
+      <w:pPr>
+        <w:pStyle w:val="Heading2"/>
+        <w:rPr>
+          <w:lang w:eastAsia="zh-TW"/>
+        </w:rPr>
+      </w:pPr>
       <w:r>
         <w:rPr>
           <w:rFonts w:asciiTheme="minorHAnsi" w:hAnsiTheme="minorHAnsi"/>
           <w:b/>
           <w:bCs/>
-          <w:u w:val="single"/>
-          <w:lang w:eastAsia="zh-TW"/>
-        </w:rPr>
-        <w:t>)</w:t>
+          <w:lang w:eastAsia="zh-TW"/>
+        </w:rPr>
+        <w:t>ECC Encoder</w:t>
       </w:r>
     </w:p>
     <w:p>
@@ -1268,21 +1334,12 @@
           <w:lang w:eastAsia="zh-TW"/>
         </w:rPr>
       </w:pPr>
-      <w:proofErr w:type="spellStart"/>
-      <w:r>
-        <w:rPr>
-          <w:b/>
-          <w:lang w:eastAsia="zh-TW"/>
-        </w:rPr>
-        <w:t>SystemVerilog</w:t>
-      </w:r>
-      <w:proofErr w:type="spellEnd"/>
-      <w:r>
-        <w:rPr>
-          <w:b/>
-          <w:lang w:eastAsia="zh-TW"/>
-        </w:rPr>
-        <w:t xml:space="preserve"> code snapshot</w:t>
+      <w:r>
+        <w:rPr>
+          <w:b/>
+          <w:lang w:eastAsia="zh-TW"/>
+        </w:rPr>
+        <w:t>Simulation waveform</w:t>
       </w:r>
     </w:p>
     <w:p>
@@ -1297,15 +1354,85 @@
           <w:lang w:eastAsia="zh-TW"/>
         </w:rPr>
       </w:pPr>
-      <w:proofErr w:type="spellStart"/>
-      <w:r>
-        <w:rPr>
-          <w:b/>
-          <w:lang w:eastAsia="zh-TW"/>
-        </w:rPr>
-        <w:t>carry_lookahead_adder</w:t>
-      </w:r>
-      <w:proofErr w:type="spellEnd"/>
+      <w:r>
+        <w:rPr>
+          <w:b/>
+          <w:noProof/>
+          <w:lang w:eastAsia="zh-TW"/>
+        </w:rPr>
+        <w:drawing>
+          <wp:inline distT="0" distB="0" distL="0" distR="0" wp14:anchorId="323DC9E5" wp14:editId="33F16DB4">
+            <wp:extent cx="5829300" cy="815023"/>
+            <wp:effectExtent l="0" t="0" r="0" b="4445"/>
+            <wp:docPr id="1910755595" name="Picture 1"/>
+            <wp:cNvGraphicFramePr>
+              <a:graphicFrameLocks xmlns:a="http://schemas.openxmlformats.org/drawingml/2006/main" noChangeAspect="1"/>
+            </wp:cNvGraphicFramePr>
+            <a:graphic xmlns:a="http://schemas.openxmlformats.org/drawingml/2006/main">
+              <a:graphicData uri="http://schemas.openxmlformats.org/drawingml/2006/picture">
+                <pic:pic xmlns:pic="http://schemas.openxmlformats.org/drawingml/2006/picture">
+                  <pic:nvPicPr>
+                    <pic:cNvPr id="1910755595" name=""/>
+                    <pic:cNvPicPr/>
+                  </pic:nvPicPr>
+                  <pic:blipFill>
+                    <a:blip r:embed="rId15"/>
+                    <a:stretch>
+                      <a:fillRect/>
+                    </a:stretch>
+                  </pic:blipFill>
+                  <pic:spPr>
+                    <a:xfrm>
+                      <a:off x="0" y="0"/>
+                      <a:ext cx="5846114" cy="817374"/>
+                    </a:xfrm>
+                    <a:prstGeom prst="rect">
+                      <a:avLst/>
+                    </a:prstGeom>
+                  </pic:spPr>
+                </pic:pic>
+              </a:graphicData>
+            </a:graphic>
+          </wp:inline>
+        </w:drawing>
+      </w:r>
+    </w:p>
+    <w:p>
+      <w:pPr>
+        <w:spacing w:line="278" w:lineRule="auto"/>
+        <w:rPr>
+          <w:b/>
+          <w:lang w:eastAsia="zh-TW"/>
+        </w:rPr>
+      </w:pPr>
+      <w:r>
+        <w:rPr>
+          <w:b/>
+          <w:lang w:eastAsia="zh-TW"/>
+        </w:rPr>
+        <w:br w:type="page"/>
+      </w:r>
+    </w:p>
+    <w:p>
+      <w:pPr>
+        <w:pStyle w:val="ListParagraph"/>
+        <w:numPr>
+          <w:ilvl w:val="0"/>
+          <w:numId w:val="10"/>
+        </w:numPr>
+        <w:rPr>
+          <w:b/>
+          <w:lang w:eastAsia="zh-TW"/>
+        </w:rPr>
+      </w:pPr>
+      <w:r>
+        <w:rPr>
+          <w:b/>
+          <w:lang w:eastAsia="zh-TW"/>
+        </w:rPr>
+        <w:lastRenderedPageBreak/>
+        <w:t>Modelsim transcript snapshot</w:t>
+      </w:r>
     </w:p>
     <w:p>
       <w:pPr>
@@ -1321,9 +1448,59 @@
       </w:pPr>
       <w:r>
         <w:rPr>
-          <w:rFonts w:eastAsia="游ゴシック"/>
-          <w:b/>
-          <w:lang w:eastAsia="ja-JP"/>
+          <w:b/>
+          <w:noProof/>
+          <w:lang w:eastAsia="zh-TW"/>
+        </w:rPr>
+        <w:drawing>
+          <wp:inline distT="0" distB="0" distL="0" distR="0" wp14:anchorId="6019893C" wp14:editId="2DE0164A">
+            <wp:extent cx="5905500" cy="3040239"/>
+            <wp:effectExtent l="0" t="0" r="0" b="8255"/>
+            <wp:docPr id="1464158262" name="Picture 1"/>
+            <wp:cNvGraphicFramePr>
+              <a:graphicFrameLocks xmlns:a="http://schemas.openxmlformats.org/drawingml/2006/main" noChangeAspect="1"/>
+            </wp:cNvGraphicFramePr>
+            <a:graphic xmlns:a="http://schemas.openxmlformats.org/drawingml/2006/main">
+              <a:graphicData uri="http://schemas.openxmlformats.org/drawingml/2006/picture">
+                <pic:pic xmlns:pic="http://schemas.openxmlformats.org/drawingml/2006/picture">
+                  <pic:nvPicPr>
+                    <pic:cNvPr id="1464158262" name=""/>
+                    <pic:cNvPicPr/>
+                  </pic:nvPicPr>
+                  <pic:blipFill>
+                    <a:blip r:embed="rId16"/>
+                    <a:stretch>
+                      <a:fillRect/>
+                    </a:stretch>
+                  </pic:blipFill>
+                  <pic:spPr>
+                    <a:xfrm>
+                      <a:off x="0" y="0"/>
+                      <a:ext cx="5917590" cy="3046463"/>
+                    </a:xfrm>
+                    <a:prstGeom prst="rect">
+                      <a:avLst/>
+                    </a:prstGeom>
+                  </pic:spPr>
+                </pic:pic>
+              </a:graphicData>
+            </a:graphic>
+          </wp:inline>
+        </w:drawing>
+      </w:r>
+    </w:p>
+    <w:p>
+      <w:pPr>
+        <w:spacing w:line="278" w:lineRule="auto"/>
+        <w:rPr>
+          <w:b/>
+          <w:lang w:eastAsia="zh-TW"/>
+        </w:rPr>
+      </w:pPr>
+      <w:r>
+        <w:rPr>
+          <w:b/>
+          <w:lang w:eastAsia="zh-TW"/>
         </w:rPr>
         <w:br w:type="page"/>
       </w:r>
@@ -1342,12 +1519,19 @@
       </w:pPr>
       <w:r>
         <w:rPr>
-          <w:rFonts w:eastAsia="游ゴシック"/>
-          <w:b/>
-          <w:lang w:eastAsia="ja-JP"/>
+          <w:b/>
+          <w:lang w:eastAsia="zh-TW"/>
         </w:rPr>
         <w:lastRenderedPageBreak/>
-        <w:t>Synthesis Resource usage and schematic generated from RTL netlist viewer</w:t>
+        <w:t>Code snapshot</w:t>
+      </w:r>
+      <w:r>
+        <w:rPr>
+          <w:rFonts w:hint="eastAsia"/>
+          <w:b/>
+          <w:lang w:eastAsia="zh-TW"/>
+        </w:rPr>
+        <w:t xml:space="preserve"> (Student Added Part)</w:t>
       </w:r>
     </w:p>
     <w:p>
@@ -1364,22 +1548,46 @@
       </w:pPr>
       <w:r>
         <w:rPr>
-          <w:rFonts w:eastAsia="游ゴシック"/>
-          <w:b/>
-          <w:lang w:eastAsia="ja-JP"/>
-        </w:rPr>
-        <w:t>Synthesis Resource usage</w:t>
-      </w:r>
-    </w:p>
-    <w:p>
-      <w:pPr>
-        <w:pStyle w:val="ListParagraph"/>
-        <w:ind w:left="1440"/>
-        <w:rPr>
-          <w:b/>
-          <w:lang w:eastAsia="zh-TW"/>
-        </w:rPr>
-      </w:pPr>
+          <w:b/>
+          <w:noProof/>
+          <w:lang w:eastAsia="zh-TW"/>
+        </w:rPr>
+        <w:drawing>
+          <wp:inline distT="0" distB="0" distL="0" distR="0" wp14:anchorId="080C1A9E" wp14:editId="2DA7D115">
+            <wp:extent cx="4600575" cy="1135293"/>
+            <wp:effectExtent l="0" t="0" r="0" b="8255"/>
+            <wp:docPr id="296117355" name="Picture 1"/>
+            <wp:cNvGraphicFramePr>
+              <a:graphicFrameLocks xmlns:a="http://schemas.openxmlformats.org/drawingml/2006/main" noChangeAspect="1"/>
+            </wp:cNvGraphicFramePr>
+            <a:graphic xmlns:a="http://schemas.openxmlformats.org/drawingml/2006/main">
+              <a:graphicData uri="http://schemas.openxmlformats.org/drawingml/2006/picture">
+                <pic:pic xmlns:pic="http://schemas.openxmlformats.org/drawingml/2006/picture">
+                  <pic:nvPicPr>
+                    <pic:cNvPr id="296117355" name=""/>
+                    <pic:cNvPicPr/>
+                  </pic:nvPicPr>
+                  <pic:blipFill>
+                    <a:blip r:embed="rId17"/>
+                    <a:stretch>
+                      <a:fillRect/>
+                    </a:stretch>
+                  </pic:blipFill>
+                  <pic:spPr>
+                    <a:xfrm>
+                      <a:off x="0" y="0"/>
+                      <a:ext cx="4636058" cy="1144049"/>
+                    </a:xfrm>
+                    <a:prstGeom prst="rect">
+                      <a:avLst/>
+                    </a:prstGeom>
+                  </pic:spPr>
+                </pic:pic>
+              </a:graphicData>
+            </a:graphic>
+          </wp:inline>
+        </w:drawing>
+      </w:r>
     </w:p>
     <w:p>
       <w:pPr>
@@ -1395,22 +1603,156 @@
       </w:pPr>
       <w:r>
         <w:rPr>
-          <w:rFonts w:eastAsia="游ゴシック"/>
-          <w:b/>
-          <w:lang w:eastAsia="ja-JP"/>
-        </w:rPr>
-        <w:t>RTL netlist viewer</w:t>
-      </w:r>
-    </w:p>
-    <w:p>
-      <w:pPr>
-        <w:pStyle w:val="ListParagraph"/>
-        <w:ind w:left="1440"/>
-        <w:rPr>
-          <w:b/>
-          <w:lang w:eastAsia="zh-TW"/>
-        </w:rPr>
-      </w:pPr>
+          <w:b/>
+          <w:noProof/>
+          <w:lang w:eastAsia="zh-TW"/>
+        </w:rPr>
+        <w:drawing>
+          <wp:inline distT="0" distB="0" distL="0" distR="0" wp14:anchorId="3F44871C" wp14:editId="37CC9DA4">
+            <wp:extent cx="4600575" cy="1569733"/>
+            <wp:effectExtent l="0" t="0" r="0" b="0"/>
+            <wp:docPr id="1735837166" name="Picture 1"/>
+            <wp:cNvGraphicFramePr>
+              <a:graphicFrameLocks xmlns:a="http://schemas.openxmlformats.org/drawingml/2006/main" noChangeAspect="1"/>
+            </wp:cNvGraphicFramePr>
+            <a:graphic xmlns:a="http://schemas.openxmlformats.org/drawingml/2006/main">
+              <a:graphicData uri="http://schemas.openxmlformats.org/drawingml/2006/picture">
+                <pic:pic xmlns:pic="http://schemas.openxmlformats.org/drawingml/2006/picture">
+                  <pic:nvPicPr>
+                    <pic:cNvPr id="1735837166" name=""/>
+                    <pic:cNvPicPr/>
+                  </pic:nvPicPr>
+                  <pic:blipFill>
+                    <a:blip r:embed="rId18"/>
+                    <a:stretch>
+                      <a:fillRect/>
+                    </a:stretch>
+                  </pic:blipFill>
+                  <pic:spPr>
+                    <a:xfrm>
+                      <a:off x="0" y="0"/>
+                      <a:ext cx="4618283" cy="1575775"/>
+                    </a:xfrm>
+                    <a:prstGeom prst="rect">
+                      <a:avLst/>
+                    </a:prstGeom>
+                  </pic:spPr>
+                </pic:pic>
+              </a:graphicData>
+            </a:graphic>
+          </wp:inline>
+        </w:drawing>
+      </w:r>
+    </w:p>
+    <w:p>
+      <w:pPr>
+        <w:pStyle w:val="ListParagraph"/>
+        <w:numPr>
+          <w:ilvl w:val="1"/>
+          <w:numId w:val="10"/>
+        </w:numPr>
+        <w:rPr>
+          <w:b/>
+          <w:lang w:eastAsia="zh-TW"/>
+        </w:rPr>
+      </w:pPr>
+      <w:r>
+        <w:rPr>
+          <w:b/>
+          <w:noProof/>
+          <w:lang w:eastAsia="zh-TW"/>
+        </w:rPr>
+        <w:drawing>
+          <wp:inline distT="0" distB="0" distL="0" distR="0" wp14:anchorId="14747F6E" wp14:editId="4997F4C2">
+            <wp:extent cx="4610100" cy="2249840"/>
+            <wp:effectExtent l="0" t="0" r="0" b="0"/>
+            <wp:docPr id="1646228573" name="Picture 1"/>
+            <wp:cNvGraphicFramePr>
+              <a:graphicFrameLocks xmlns:a="http://schemas.openxmlformats.org/drawingml/2006/main" noChangeAspect="1"/>
+            </wp:cNvGraphicFramePr>
+            <a:graphic xmlns:a="http://schemas.openxmlformats.org/drawingml/2006/main">
+              <a:graphicData uri="http://schemas.openxmlformats.org/drawingml/2006/picture">
+                <pic:pic xmlns:pic="http://schemas.openxmlformats.org/drawingml/2006/picture">
+                  <pic:nvPicPr>
+                    <pic:cNvPr id="1646228573" name=""/>
+                    <pic:cNvPicPr/>
+                  </pic:nvPicPr>
+                  <pic:blipFill>
+                    <a:blip r:embed="rId19"/>
+                    <a:stretch>
+                      <a:fillRect/>
+                    </a:stretch>
+                  </pic:blipFill>
+                  <pic:spPr>
+                    <a:xfrm>
+                      <a:off x="0" y="0"/>
+                      <a:ext cx="4634189" cy="2261596"/>
+                    </a:xfrm>
+                    <a:prstGeom prst="rect">
+                      <a:avLst/>
+                    </a:prstGeom>
+                  </pic:spPr>
+                </pic:pic>
+              </a:graphicData>
+            </a:graphic>
+          </wp:inline>
+        </w:drawing>
+      </w:r>
+    </w:p>
+    <w:p>
+      <w:pPr>
+        <w:pStyle w:val="ListParagraph"/>
+        <w:numPr>
+          <w:ilvl w:val="1"/>
+          <w:numId w:val="10"/>
+        </w:numPr>
+        <w:rPr>
+          <w:b/>
+          <w:lang w:eastAsia="zh-TW"/>
+        </w:rPr>
+      </w:pPr>
+      <w:r>
+        <w:rPr>
+          <w:b/>
+          <w:noProof/>
+          <w:lang w:eastAsia="zh-TW"/>
+        </w:rPr>
+        <w:drawing>
+          <wp:inline distT="0" distB="0" distL="0" distR="0" wp14:anchorId="0DD2025C" wp14:editId="0FB75BCA">
+            <wp:extent cx="4590514" cy="3381375"/>
+            <wp:effectExtent l="0" t="0" r="635" b="0"/>
+            <wp:docPr id="1702571644" name="Picture 1"/>
+            <wp:cNvGraphicFramePr>
+              <a:graphicFrameLocks xmlns:a="http://schemas.openxmlformats.org/drawingml/2006/main" noChangeAspect="1"/>
+            </wp:cNvGraphicFramePr>
+            <a:graphic xmlns:a="http://schemas.openxmlformats.org/drawingml/2006/main">
+              <a:graphicData uri="http://schemas.openxmlformats.org/drawingml/2006/picture">
+                <pic:pic xmlns:pic="http://schemas.openxmlformats.org/drawingml/2006/picture">
+                  <pic:nvPicPr>
+                    <pic:cNvPr id="1702571644" name=""/>
+                    <pic:cNvPicPr/>
+                  </pic:nvPicPr>
+                  <pic:blipFill>
+                    <a:blip r:embed="rId20"/>
+                    <a:stretch>
+                      <a:fillRect/>
+                    </a:stretch>
+                  </pic:blipFill>
+                  <pic:spPr>
+                    <a:xfrm>
+                      <a:off x="0" y="0"/>
+                      <a:ext cx="4635926" cy="3414825"/>
+                    </a:xfrm>
+                    <a:prstGeom prst="rect">
+                      <a:avLst/>
+                    </a:prstGeom>
+                  </pic:spPr>
+                </pic:pic>
+              </a:graphicData>
+            </a:graphic>
+          </wp:inline>
+        </w:drawing>
+      </w:r>
     </w:p>
     <w:p>
       <w:pPr>
@@ -1442,19 +1784,19 @@
       </w:pPr>
       <w:r>
         <w:rPr>
-          <w:rFonts w:eastAsia="游ゴシック"/>
-          <w:b/>
-          <w:lang w:eastAsia="ja-JP"/>
+          <w:rFonts w:hint="eastAsia"/>
+          <w:b/>
+          <w:lang w:eastAsia="zh-TW"/>
         </w:rPr>
         <w:lastRenderedPageBreak/>
-        <w:t xml:space="preserve">Simulation snapshot </w:t>
-      </w:r>
-      <w:r>
-        <w:rPr>
-          <w:b/>
-          <w:lang w:eastAsia="zh-TW"/>
-        </w:rPr>
-        <w:t>and explain simulation result</w:t>
+        <w:t>P</w:t>
+      </w:r>
+      <w:r>
+        <w:rPr>
+          <w:b/>
+          <w:lang w:eastAsia="zh-TW"/>
+        </w:rPr>
+        <w:t>ost synthesis RTL netlist viewer snapshot</w:t>
       </w:r>
     </w:p>
     <w:p>
@@ -1472,20 +1814,82 @@
       <w:r>
         <w:rPr>
           <w:b/>
-          <w:lang w:eastAsia="zh-TW"/>
-        </w:rPr>
-        <w:t>Waveform</w:t>
-      </w:r>
-    </w:p>
-    <w:p>
-      <w:pPr>
-        <w:pStyle w:val="ListParagraph"/>
-        <w:ind w:left="1440"/>
-        <w:rPr>
-          <w:b/>
-          <w:lang w:eastAsia="zh-TW"/>
-        </w:rPr>
-      </w:pPr>
+          <w:noProof/>
+          <w:lang w:eastAsia="zh-TW"/>
+        </w:rPr>
+        <w:drawing>
+          <wp:inline distT="0" distB="0" distL="0" distR="0" wp14:anchorId="1E1AB924" wp14:editId="18196EB1">
+            <wp:extent cx="5343525" cy="5529559"/>
+            <wp:effectExtent l="0" t="0" r="0" b="0"/>
+            <wp:docPr id="74776413" name="Picture 1"/>
+            <wp:cNvGraphicFramePr>
+              <a:graphicFrameLocks xmlns:a="http://schemas.openxmlformats.org/drawingml/2006/main" noChangeAspect="1"/>
+            </wp:cNvGraphicFramePr>
+            <a:graphic xmlns:a="http://schemas.openxmlformats.org/drawingml/2006/main">
+              <a:graphicData uri="http://schemas.openxmlformats.org/drawingml/2006/picture">
+                <pic:pic xmlns:pic="http://schemas.openxmlformats.org/drawingml/2006/picture">
+                  <pic:nvPicPr>
+                    <pic:cNvPr id="74776413" name=""/>
+                    <pic:cNvPicPr/>
+                  </pic:nvPicPr>
+                  <pic:blipFill>
+                    <a:blip r:embed="rId21"/>
+                    <a:stretch>
+                      <a:fillRect/>
+                    </a:stretch>
+                  </pic:blipFill>
+                  <pic:spPr>
+                    <a:xfrm>
+                      <a:off x="0" y="0"/>
+                      <a:ext cx="5345954" cy="5532072"/>
+                    </a:xfrm>
+                    <a:prstGeom prst="rect">
+                      <a:avLst/>
+                    </a:prstGeom>
+                  </pic:spPr>
+                </pic:pic>
+              </a:graphicData>
+            </a:graphic>
+          </wp:inline>
+        </w:drawing>
+      </w:r>
+    </w:p>
+    <w:p>
+      <w:pPr>
+        <w:spacing w:line="278" w:lineRule="auto"/>
+        <w:rPr>
+          <w:b/>
+          <w:lang w:eastAsia="zh-TW"/>
+        </w:rPr>
+      </w:pPr>
+      <w:r>
+        <w:rPr>
+          <w:b/>
+          <w:lang w:eastAsia="zh-TW"/>
+        </w:rPr>
+        <w:br w:type="page"/>
+      </w:r>
+    </w:p>
+    <w:p>
+      <w:pPr>
+        <w:pStyle w:val="ListParagraph"/>
+        <w:numPr>
+          <w:ilvl w:val="0"/>
+          <w:numId w:val="10"/>
+        </w:numPr>
+        <w:rPr>
+          <w:b/>
+          <w:lang w:eastAsia="zh-TW"/>
+        </w:rPr>
+      </w:pPr>
+      <w:r>
+        <w:rPr>
+          <w:b/>
+          <w:lang w:eastAsia="zh-TW"/>
+        </w:rPr>
+        <w:lastRenderedPageBreak/>
+        <w:t>FPGA resource usage snapshot</w:t>
+      </w:r>
     </w:p>
     <w:p>
       <w:pPr>
@@ -1502,26 +1906,102 @@
       <w:r>
         <w:rPr>
           <w:b/>
-          <w:lang w:eastAsia="zh-TW"/>
-        </w:rPr>
-        <w:t>Transcript</w:t>
-      </w:r>
-    </w:p>
-    <w:p>
-      <w:pPr>
-        <w:pStyle w:val="ListParagraph"/>
-        <w:rPr>
-          <w:b/>
-          <w:lang w:eastAsia="zh-TW"/>
-        </w:rPr>
-      </w:pPr>
-      <w:r>
-        <w:rPr>
-          <w:rFonts w:eastAsia="游ゴシック"/>
-          <w:b/>
-          <w:lang w:eastAsia="ja-JP"/>
+          <w:noProof/>
+          <w:lang w:eastAsia="zh-TW"/>
+        </w:rPr>
+        <w:drawing>
+          <wp:inline distT="0" distB="0" distL="0" distR="0" wp14:anchorId="4DC527EC" wp14:editId="1F995C35">
+            <wp:extent cx="4001058" cy="4896533"/>
+            <wp:effectExtent l="0" t="0" r="0" b="0"/>
+            <wp:docPr id="1545411334" name="Picture 1"/>
+            <wp:cNvGraphicFramePr>
+              <a:graphicFrameLocks xmlns:a="http://schemas.openxmlformats.org/drawingml/2006/main" noChangeAspect="1"/>
+            </wp:cNvGraphicFramePr>
+            <a:graphic xmlns:a="http://schemas.openxmlformats.org/drawingml/2006/main">
+              <a:graphicData uri="http://schemas.openxmlformats.org/drawingml/2006/picture">
+                <pic:pic xmlns:pic="http://schemas.openxmlformats.org/drawingml/2006/picture">
+                  <pic:nvPicPr>
+                    <pic:cNvPr id="1545411334" name=""/>
+                    <pic:cNvPicPr/>
+                  </pic:nvPicPr>
+                  <pic:blipFill>
+                    <a:blip r:embed="rId22"/>
+                    <a:stretch>
+                      <a:fillRect/>
+                    </a:stretch>
+                  </pic:blipFill>
+                  <pic:spPr>
+                    <a:xfrm>
+                      <a:off x="0" y="0"/>
+                      <a:ext cx="4001058" cy="4896533"/>
+                    </a:xfrm>
+                    <a:prstGeom prst="rect">
+                      <a:avLst/>
+                    </a:prstGeom>
+                  </pic:spPr>
+                </pic:pic>
+              </a:graphicData>
+            </a:graphic>
+          </wp:inline>
+        </w:drawing>
+      </w:r>
+    </w:p>
+    <w:p>
+      <w:pPr>
+        <w:spacing w:line="278" w:lineRule="auto"/>
+        <w:rPr>
+          <w:rFonts w:eastAsiaTheme="majorEastAsia" w:cstheme="majorBidi"/>
+          <w:b/>
+          <w:bCs/>
+          <w:color w:val="0F4761" w:themeColor="accent1" w:themeShade="BF"/>
+          <w:sz w:val="32"/>
+          <w:szCs w:val="32"/>
+          <w:lang w:eastAsia="zh-TW"/>
+        </w:rPr>
+      </w:pPr>
+      <w:r>
+        <w:rPr>
+          <w:b/>
+          <w:bCs/>
+          <w:lang w:eastAsia="zh-TW"/>
         </w:rPr>
         <w:br w:type="page"/>
+      </w:r>
+    </w:p>
+    <w:p>
+      <w:pPr>
+        <w:pStyle w:val="Heading2"/>
+        <w:rPr>
+          <w:lang w:eastAsia="zh-TW"/>
+        </w:rPr>
+      </w:pPr>
+      <w:r>
+        <w:rPr>
+          <w:rFonts w:asciiTheme="minorHAnsi" w:hAnsiTheme="minorHAnsi"/>
+          <w:b/>
+          <w:bCs/>
+          <w:lang w:eastAsia="zh-TW"/>
+        </w:rPr>
+        <w:lastRenderedPageBreak/>
+        <w:t xml:space="preserve">ECC </w:t>
+      </w:r>
+      <w:r>
+        <w:rPr>
+          <w:rFonts w:asciiTheme="minorHAnsi" w:hAnsiTheme="minorHAnsi" w:hint="eastAsia"/>
+          <w:b/>
+          <w:bCs/>
+          <w:lang w:eastAsia="zh-TW"/>
+        </w:rPr>
+        <w:t>De</w:t>
+      </w:r>
+      <w:r>
+        <w:rPr>
+          <w:rFonts w:asciiTheme="minorHAnsi" w:hAnsiTheme="minorHAnsi"/>
+          <w:b/>
+          <w:bCs/>
+          <w:lang w:eastAsia="zh-TW"/>
+        </w:rPr>
+        <w:t>coder</w:t>
       </w:r>
     </w:p>
     <w:p>
@@ -1529,7 +2009,7 @@
         <w:pStyle w:val="ListParagraph"/>
         <w:numPr>
           <w:ilvl w:val="0"/>
-          <w:numId w:val="10"/>
+          <w:numId w:val="11"/>
         </w:numPr>
         <w:rPr>
           <w:b/>
@@ -1538,23 +2018,726 @@
       </w:pPr>
       <w:r>
         <w:rPr>
-          <w:rFonts w:eastAsia="游ゴシック"/>
-          <w:b/>
-          <w:lang w:eastAsia="ja-JP"/>
+          <w:b/>
+          <w:lang w:eastAsia="zh-TW"/>
+        </w:rPr>
+        <w:t>Simulation waveform</w:t>
+      </w:r>
+    </w:p>
+    <w:p>
+      <w:pPr>
+        <w:pStyle w:val="ListParagraph"/>
+        <w:numPr>
+          <w:ilvl w:val="1"/>
+          <w:numId w:val="11"/>
+        </w:numPr>
+        <w:rPr>
+          <w:b/>
+          <w:lang w:eastAsia="zh-TW"/>
+        </w:rPr>
+      </w:pPr>
+      <w:r>
+        <w:rPr>
+          <w:b/>
+          <w:noProof/>
+          <w:lang w:eastAsia="zh-TW"/>
+        </w:rPr>
+        <w:drawing>
+          <wp:inline distT="0" distB="0" distL="0" distR="0" wp14:anchorId="3A58DD67" wp14:editId="2F261697">
+            <wp:extent cx="5915025" cy="1511618"/>
+            <wp:effectExtent l="0" t="0" r="0" b="0"/>
+            <wp:docPr id="1248942810" name="Picture 1"/>
+            <wp:cNvGraphicFramePr>
+              <a:graphicFrameLocks xmlns:a="http://schemas.openxmlformats.org/drawingml/2006/main" noChangeAspect="1"/>
+            </wp:cNvGraphicFramePr>
+            <a:graphic xmlns:a="http://schemas.openxmlformats.org/drawingml/2006/main">
+              <a:graphicData uri="http://schemas.openxmlformats.org/drawingml/2006/picture">
+                <pic:pic xmlns:pic="http://schemas.openxmlformats.org/drawingml/2006/picture">
+                  <pic:nvPicPr>
+                    <pic:cNvPr id="1248942810" name=""/>
+                    <pic:cNvPicPr/>
+                  </pic:nvPicPr>
+                  <pic:blipFill>
+                    <a:blip r:embed="rId23"/>
+                    <a:stretch>
+                      <a:fillRect/>
+                    </a:stretch>
+                  </pic:blipFill>
+                  <pic:spPr>
+                    <a:xfrm>
+                      <a:off x="0" y="0"/>
+                      <a:ext cx="5921784" cy="1513345"/>
+                    </a:xfrm>
+                    <a:prstGeom prst="rect">
+                      <a:avLst/>
+                    </a:prstGeom>
+                  </pic:spPr>
+                </pic:pic>
+              </a:graphicData>
+            </a:graphic>
+          </wp:inline>
+        </w:drawing>
+      </w:r>
+    </w:p>
+    <w:p>
+      <w:pPr>
+        <w:spacing w:line="278" w:lineRule="auto"/>
+        <w:rPr>
+          <w:b/>
+          <w:lang w:eastAsia="zh-TW"/>
+        </w:rPr>
+      </w:pPr>
+      <w:r>
+        <w:rPr>
+          <w:b/>
+          <w:lang w:eastAsia="zh-TW"/>
+        </w:rPr>
+        <w:br w:type="page"/>
+      </w:r>
+    </w:p>
+    <w:p>
+      <w:pPr>
+        <w:pStyle w:val="ListParagraph"/>
+        <w:numPr>
+          <w:ilvl w:val="0"/>
+          <w:numId w:val="11"/>
+        </w:numPr>
+        <w:rPr>
+          <w:b/>
+          <w:lang w:eastAsia="zh-TW"/>
+        </w:rPr>
+      </w:pPr>
+      <w:r>
+        <w:rPr>
+          <w:b/>
+          <w:lang w:eastAsia="zh-TW"/>
         </w:rPr>
         <w:lastRenderedPageBreak/>
-        <w:t>Post-Mapping schematic</w:t>
-      </w:r>
-    </w:p>
-    <w:p>
-      <w:pPr>
-        <w:pStyle w:val="ListParagraph"/>
+        <w:t>Modelsim transcript snapshot</w:t>
+      </w:r>
+    </w:p>
+    <w:p>
+      <w:pPr>
+        <w:pStyle w:val="ListParagraph"/>
+        <w:numPr>
+          <w:ilvl w:val="1"/>
+          <w:numId w:val="11"/>
+        </w:numPr>
+        <w:rPr>
+          <w:b/>
+          <w:lang w:eastAsia="zh-TW"/>
+        </w:rPr>
+      </w:pPr>
+      <w:r>
+        <w:rPr>
+          <w:b/>
+          <w:noProof/>
+          <w:lang w:eastAsia="zh-TW"/>
+        </w:rPr>
+        <w:drawing>
+          <wp:inline distT="0" distB="0" distL="0" distR="0" wp14:anchorId="06891F44" wp14:editId="2EAA12B2">
+            <wp:extent cx="5810250" cy="2098146"/>
+            <wp:effectExtent l="0" t="0" r="0" b="0"/>
+            <wp:docPr id="1814782678" name="Picture 1"/>
+            <wp:cNvGraphicFramePr>
+              <a:graphicFrameLocks xmlns:a="http://schemas.openxmlformats.org/drawingml/2006/main" noChangeAspect="1"/>
+            </wp:cNvGraphicFramePr>
+            <a:graphic xmlns:a="http://schemas.openxmlformats.org/drawingml/2006/main">
+              <a:graphicData uri="http://schemas.openxmlformats.org/drawingml/2006/picture">
+                <pic:pic xmlns:pic="http://schemas.openxmlformats.org/drawingml/2006/picture">
+                  <pic:nvPicPr>
+                    <pic:cNvPr id="1814782678" name=""/>
+                    <pic:cNvPicPr/>
+                  </pic:nvPicPr>
+                  <pic:blipFill>
+                    <a:blip r:embed="rId24"/>
+                    <a:stretch>
+                      <a:fillRect/>
+                    </a:stretch>
+                  </pic:blipFill>
+                  <pic:spPr>
+                    <a:xfrm>
+                      <a:off x="0" y="0"/>
+                      <a:ext cx="5814659" cy="2099738"/>
+                    </a:xfrm>
+                    <a:prstGeom prst="rect">
+                      <a:avLst/>
+                    </a:prstGeom>
+                  </pic:spPr>
+                </pic:pic>
+              </a:graphicData>
+            </a:graphic>
+          </wp:inline>
+        </w:drawing>
+      </w:r>
+    </w:p>
+    <w:p>
+      <w:pPr>
         <w:spacing w:line="278" w:lineRule="auto"/>
         <w:rPr>
           <w:b/>
           <w:lang w:eastAsia="zh-TW"/>
         </w:rPr>
       </w:pPr>
+      <w:r>
+        <w:rPr>
+          <w:b/>
+          <w:lang w:eastAsia="zh-TW"/>
+        </w:rPr>
+        <w:br w:type="page"/>
+      </w:r>
+    </w:p>
+    <w:p>
+      <w:pPr>
+        <w:pStyle w:val="ListParagraph"/>
+        <w:numPr>
+          <w:ilvl w:val="0"/>
+          <w:numId w:val="11"/>
+        </w:numPr>
+        <w:rPr>
+          <w:b/>
+          <w:lang w:eastAsia="zh-TW"/>
+        </w:rPr>
+      </w:pPr>
+      <w:r>
+        <w:rPr>
+          <w:b/>
+          <w:lang w:eastAsia="zh-TW"/>
+        </w:rPr>
+        <w:lastRenderedPageBreak/>
+        <w:t>Code snapshot</w:t>
+      </w:r>
+      <w:r>
+        <w:rPr>
+          <w:rFonts w:hint="eastAsia"/>
+          <w:b/>
+          <w:lang w:eastAsia="zh-TW"/>
+        </w:rPr>
+        <w:t xml:space="preserve"> (Student Added Part)</w:t>
+      </w:r>
+    </w:p>
+    <w:p>
+      <w:pPr>
+        <w:pStyle w:val="ListParagraph"/>
+        <w:numPr>
+          <w:ilvl w:val="1"/>
+          <w:numId w:val="11"/>
+        </w:numPr>
+        <w:rPr>
+          <w:b/>
+          <w:lang w:eastAsia="zh-TW"/>
+        </w:rPr>
+      </w:pPr>
+      <w:r>
+        <w:rPr>
+          <w:b/>
+          <w:noProof/>
+          <w:lang w:eastAsia="zh-TW"/>
+        </w:rPr>
+        <w:drawing>
+          <wp:inline distT="0" distB="0" distL="0" distR="0" wp14:anchorId="13E32B6A" wp14:editId="3EB97E3A">
+            <wp:extent cx="4638674" cy="2123643"/>
+            <wp:effectExtent l="0" t="0" r="0" b="0"/>
+            <wp:docPr id="693710101" name="Picture 1"/>
+            <wp:cNvGraphicFramePr>
+              <a:graphicFrameLocks xmlns:a="http://schemas.openxmlformats.org/drawingml/2006/main" noChangeAspect="1"/>
+            </wp:cNvGraphicFramePr>
+            <a:graphic xmlns:a="http://schemas.openxmlformats.org/drawingml/2006/main">
+              <a:graphicData uri="http://schemas.openxmlformats.org/drawingml/2006/picture">
+                <pic:pic xmlns:pic="http://schemas.openxmlformats.org/drawingml/2006/picture">
+                  <pic:nvPicPr>
+                    <pic:cNvPr id="693710101" name=""/>
+                    <pic:cNvPicPr/>
+                  </pic:nvPicPr>
+                  <pic:blipFill>
+                    <a:blip r:embed="rId25"/>
+                    <a:stretch>
+                      <a:fillRect/>
+                    </a:stretch>
+                  </pic:blipFill>
+                  <pic:spPr>
+                    <a:xfrm>
+                      <a:off x="0" y="0"/>
+                      <a:ext cx="4643088" cy="2125664"/>
+                    </a:xfrm>
+                    <a:prstGeom prst="rect">
+                      <a:avLst/>
+                    </a:prstGeom>
+                  </pic:spPr>
+                </pic:pic>
+              </a:graphicData>
+            </a:graphic>
+          </wp:inline>
+        </w:drawing>
+      </w:r>
+    </w:p>
+    <w:p>
+      <w:pPr>
+        <w:pStyle w:val="ListParagraph"/>
+        <w:numPr>
+          <w:ilvl w:val="1"/>
+          <w:numId w:val="11"/>
+        </w:numPr>
+        <w:rPr>
+          <w:b/>
+          <w:lang w:eastAsia="zh-TW"/>
+        </w:rPr>
+      </w:pPr>
+      <w:r>
+        <w:rPr>
+          <w:b/>
+          <w:noProof/>
+          <w:lang w:eastAsia="zh-TW"/>
+        </w:rPr>
+        <w:drawing>
+          <wp:inline distT="0" distB="0" distL="0" distR="0" wp14:anchorId="323D2150" wp14:editId="3A2BEE98">
+            <wp:extent cx="5000625" cy="2073407"/>
+            <wp:effectExtent l="0" t="0" r="0" b="3175"/>
+            <wp:docPr id="936660338" name="Picture 1"/>
+            <wp:cNvGraphicFramePr>
+              <a:graphicFrameLocks xmlns:a="http://schemas.openxmlformats.org/drawingml/2006/main" noChangeAspect="1"/>
+            </wp:cNvGraphicFramePr>
+            <a:graphic xmlns:a="http://schemas.openxmlformats.org/drawingml/2006/main">
+              <a:graphicData uri="http://schemas.openxmlformats.org/drawingml/2006/picture">
+                <pic:pic xmlns:pic="http://schemas.openxmlformats.org/drawingml/2006/picture">
+                  <pic:nvPicPr>
+                    <pic:cNvPr id="936660338" name=""/>
+                    <pic:cNvPicPr/>
+                  </pic:nvPicPr>
+                  <pic:blipFill>
+                    <a:blip r:embed="rId26"/>
+                    <a:stretch>
+                      <a:fillRect/>
+                    </a:stretch>
+                  </pic:blipFill>
+                  <pic:spPr>
+                    <a:xfrm>
+                      <a:off x="0" y="0"/>
+                      <a:ext cx="5012267" cy="2078234"/>
+                    </a:xfrm>
+                    <a:prstGeom prst="rect">
+                      <a:avLst/>
+                    </a:prstGeom>
+                  </pic:spPr>
+                </pic:pic>
+              </a:graphicData>
+            </a:graphic>
+          </wp:inline>
+        </w:drawing>
+      </w:r>
+    </w:p>
+    <w:p>
+      <w:pPr>
+        <w:pStyle w:val="ListParagraph"/>
+        <w:numPr>
+          <w:ilvl w:val="1"/>
+          <w:numId w:val="11"/>
+        </w:numPr>
+        <w:rPr>
+          <w:b/>
+          <w:lang w:eastAsia="zh-TW"/>
+        </w:rPr>
+      </w:pPr>
+      <w:r>
+        <w:rPr>
+          <w:b/>
+          <w:noProof/>
+          <w:lang w:eastAsia="zh-TW"/>
+        </w:rPr>
+        <w:drawing>
+          <wp:inline distT="0" distB="0" distL="0" distR="0" wp14:anchorId="54E9AD78" wp14:editId="32DAA929">
+            <wp:extent cx="3267075" cy="1458402"/>
+            <wp:effectExtent l="0" t="0" r="0" b="8890"/>
+            <wp:docPr id="1051016329" name="Picture 1"/>
+            <wp:cNvGraphicFramePr>
+              <a:graphicFrameLocks xmlns:a="http://schemas.openxmlformats.org/drawingml/2006/main" noChangeAspect="1"/>
+            </wp:cNvGraphicFramePr>
+            <a:graphic xmlns:a="http://schemas.openxmlformats.org/drawingml/2006/main">
+              <a:graphicData uri="http://schemas.openxmlformats.org/drawingml/2006/picture">
+                <pic:pic xmlns:pic="http://schemas.openxmlformats.org/drawingml/2006/picture">
+                  <pic:nvPicPr>
+                    <pic:cNvPr id="1051016329" name=""/>
+                    <pic:cNvPicPr/>
+                  </pic:nvPicPr>
+                  <pic:blipFill>
+                    <a:blip r:embed="rId27"/>
+                    <a:stretch>
+                      <a:fillRect/>
+                    </a:stretch>
+                  </pic:blipFill>
+                  <pic:spPr>
+                    <a:xfrm>
+                      <a:off x="0" y="0"/>
+                      <a:ext cx="3280619" cy="1464448"/>
+                    </a:xfrm>
+                    <a:prstGeom prst="rect">
+                      <a:avLst/>
+                    </a:prstGeom>
+                  </pic:spPr>
+                </pic:pic>
+              </a:graphicData>
+            </a:graphic>
+          </wp:inline>
+        </w:drawing>
+      </w:r>
+    </w:p>
+    <w:p>
+      <w:pPr>
+        <w:pStyle w:val="ListParagraph"/>
+        <w:numPr>
+          <w:ilvl w:val="1"/>
+          <w:numId w:val="11"/>
+        </w:numPr>
+        <w:rPr>
+          <w:b/>
+          <w:lang w:eastAsia="zh-TW"/>
+        </w:rPr>
+      </w:pPr>
+      <w:r>
+        <w:rPr>
+          <w:b/>
+          <w:noProof/>
+          <w:lang w:eastAsia="zh-TW"/>
+        </w:rPr>
+        <w:drawing>
+          <wp:inline distT="0" distB="0" distL="0" distR="0" wp14:anchorId="6237E295" wp14:editId="13586491">
+            <wp:extent cx="3657600" cy="3074690"/>
+            <wp:effectExtent l="0" t="0" r="0" b="0"/>
+            <wp:docPr id="2082508312" name="Picture 1"/>
+            <wp:cNvGraphicFramePr>
+              <a:graphicFrameLocks xmlns:a="http://schemas.openxmlformats.org/drawingml/2006/main" noChangeAspect="1"/>
+            </wp:cNvGraphicFramePr>
+            <a:graphic xmlns:a="http://schemas.openxmlformats.org/drawingml/2006/main">
+              <a:graphicData uri="http://schemas.openxmlformats.org/drawingml/2006/picture">
+                <pic:pic xmlns:pic="http://schemas.openxmlformats.org/drawingml/2006/picture">
+                  <pic:nvPicPr>
+                    <pic:cNvPr id="2082508312" name=""/>
+                    <pic:cNvPicPr/>
+                  </pic:nvPicPr>
+                  <pic:blipFill>
+                    <a:blip r:embed="rId28"/>
+                    <a:stretch>
+                      <a:fillRect/>
+                    </a:stretch>
+                  </pic:blipFill>
+                  <pic:spPr>
+                    <a:xfrm>
+                      <a:off x="0" y="0"/>
+                      <a:ext cx="3663308" cy="3079488"/>
+                    </a:xfrm>
+                    <a:prstGeom prst="rect">
+                      <a:avLst/>
+                    </a:prstGeom>
+                  </pic:spPr>
+                </pic:pic>
+              </a:graphicData>
+            </a:graphic>
+          </wp:inline>
+        </w:drawing>
+      </w:r>
+    </w:p>
+    <w:p>
+      <w:pPr>
+        <w:pStyle w:val="ListParagraph"/>
+        <w:numPr>
+          <w:ilvl w:val="1"/>
+          <w:numId w:val="11"/>
+        </w:numPr>
+        <w:rPr>
+          <w:b/>
+          <w:lang w:eastAsia="zh-TW"/>
+        </w:rPr>
+      </w:pPr>
+      <w:r>
+        <w:rPr>
+          <w:b/>
+          <w:noProof/>
+          <w:lang w:eastAsia="zh-TW"/>
+        </w:rPr>
+        <w:lastRenderedPageBreak/>
+        <w:drawing>
+          <wp:inline distT="0" distB="0" distL="0" distR="0" wp14:anchorId="7F105347" wp14:editId="160C3F16">
+            <wp:extent cx="5924550" cy="2638619"/>
+            <wp:effectExtent l="0" t="0" r="0" b="9525"/>
+            <wp:docPr id="401029753" name="Picture 1"/>
+            <wp:cNvGraphicFramePr>
+              <a:graphicFrameLocks xmlns:a="http://schemas.openxmlformats.org/drawingml/2006/main" noChangeAspect="1"/>
+            </wp:cNvGraphicFramePr>
+            <a:graphic xmlns:a="http://schemas.openxmlformats.org/drawingml/2006/main">
+              <a:graphicData uri="http://schemas.openxmlformats.org/drawingml/2006/picture">
+                <pic:pic xmlns:pic="http://schemas.openxmlformats.org/drawingml/2006/picture">
+                  <pic:nvPicPr>
+                    <pic:cNvPr id="401029753" name=""/>
+                    <pic:cNvPicPr/>
+                  </pic:nvPicPr>
+                  <pic:blipFill>
+                    <a:blip r:embed="rId29"/>
+                    <a:stretch>
+                      <a:fillRect/>
+                    </a:stretch>
+                  </pic:blipFill>
+                  <pic:spPr>
+                    <a:xfrm>
+                      <a:off x="0" y="0"/>
+                      <a:ext cx="5937311" cy="2644302"/>
+                    </a:xfrm>
+                    <a:prstGeom prst="rect">
+                      <a:avLst/>
+                    </a:prstGeom>
+                  </pic:spPr>
+                </pic:pic>
+              </a:graphicData>
+            </a:graphic>
+          </wp:inline>
+        </w:drawing>
+      </w:r>
+    </w:p>
+    <w:p>
+      <w:pPr>
+        <w:pStyle w:val="ListParagraph"/>
+        <w:numPr>
+          <w:ilvl w:val="1"/>
+          <w:numId w:val="11"/>
+        </w:numPr>
+        <w:rPr>
+          <w:b/>
+          <w:lang w:eastAsia="zh-TW"/>
+        </w:rPr>
+      </w:pPr>
+      <w:r>
+        <w:rPr>
+          <w:b/>
+          <w:noProof/>
+          <w:lang w:eastAsia="zh-TW"/>
+        </w:rPr>
+        <w:drawing>
+          <wp:inline distT="0" distB="0" distL="0" distR="0" wp14:anchorId="19B80E7D" wp14:editId="2A81032D">
+            <wp:extent cx="5931594" cy="2028825"/>
+            <wp:effectExtent l="0" t="0" r="0" b="0"/>
+            <wp:docPr id="38998612" name="Picture 1"/>
+            <wp:cNvGraphicFramePr>
+              <a:graphicFrameLocks xmlns:a="http://schemas.openxmlformats.org/drawingml/2006/main" noChangeAspect="1"/>
+            </wp:cNvGraphicFramePr>
+            <a:graphic xmlns:a="http://schemas.openxmlformats.org/drawingml/2006/main">
+              <a:graphicData uri="http://schemas.openxmlformats.org/drawingml/2006/picture">
+                <pic:pic xmlns:pic="http://schemas.openxmlformats.org/drawingml/2006/picture">
+                  <pic:nvPicPr>
+                    <pic:cNvPr id="38998612" name=""/>
+                    <pic:cNvPicPr/>
+                  </pic:nvPicPr>
+                  <pic:blipFill>
+                    <a:blip r:embed="rId30"/>
+                    <a:stretch>
+                      <a:fillRect/>
+                    </a:stretch>
+                  </pic:blipFill>
+                  <pic:spPr>
+                    <a:xfrm>
+                      <a:off x="0" y="0"/>
+                      <a:ext cx="5946850" cy="2034043"/>
+                    </a:xfrm>
+                    <a:prstGeom prst="rect">
+                      <a:avLst/>
+                    </a:prstGeom>
+                  </pic:spPr>
+                </pic:pic>
+              </a:graphicData>
+            </a:graphic>
+          </wp:inline>
+        </w:drawing>
+      </w:r>
+    </w:p>
+    <w:p>
+      <w:pPr>
+        <w:spacing w:line="278" w:lineRule="auto"/>
+        <w:rPr>
+          <w:b/>
+          <w:lang w:eastAsia="zh-TW"/>
+        </w:rPr>
+      </w:pPr>
+      <w:r>
+        <w:rPr>
+          <w:b/>
+          <w:lang w:eastAsia="zh-TW"/>
+        </w:rPr>
+        <w:br w:type="page"/>
+      </w:r>
+    </w:p>
+    <w:p>
+      <w:pPr>
+        <w:pStyle w:val="ListParagraph"/>
+        <w:numPr>
+          <w:ilvl w:val="0"/>
+          <w:numId w:val="11"/>
+        </w:numPr>
+        <w:rPr>
+          <w:b/>
+          <w:lang w:eastAsia="zh-TW"/>
+        </w:rPr>
+      </w:pPr>
+      <w:r>
+        <w:rPr>
+          <w:rFonts w:hint="eastAsia"/>
+          <w:b/>
+          <w:lang w:eastAsia="zh-TW"/>
+        </w:rPr>
+        <w:lastRenderedPageBreak/>
+        <w:t>P</w:t>
+      </w:r>
+      <w:r>
+        <w:rPr>
+          <w:b/>
+          <w:lang w:eastAsia="zh-TW"/>
+        </w:rPr>
+        <w:t>ost synthesis RTL netlist viewer snapshot</w:t>
+      </w:r>
+    </w:p>
+    <w:p>
+      <w:pPr>
+        <w:pStyle w:val="ListParagraph"/>
+        <w:numPr>
+          <w:ilvl w:val="1"/>
+          <w:numId w:val="11"/>
+        </w:numPr>
+        <w:rPr>
+          <w:b/>
+          <w:lang w:eastAsia="zh-TW"/>
+        </w:rPr>
+      </w:pPr>
+      <w:r>
+        <w:rPr>
+          <w:b/>
+          <w:noProof/>
+          <w:lang w:eastAsia="zh-TW"/>
+        </w:rPr>
+        <w:drawing>
+          <wp:inline distT="0" distB="0" distL="0" distR="0" wp14:anchorId="422CF1F2" wp14:editId="71D89327">
+            <wp:extent cx="5933594" cy="2686050"/>
+            <wp:effectExtent l="0" t="0" r="0" b="0"/>
+            <wp:docPr id="40293811" name="Picture 1"/>
+            <wp:cNvGraphicFramePr>
+              <a:graphicFrameLocks xmlns:a="http://schemas.openxmlformats.org/drawingml/2006/main" noChangeAspect="1"/>
+            </wp:cNvGraphicFramePr>
+            <a:graphic xmlns:a="http://schemas.openxmlformats.org/drawingml/2006/main">
+              <a:graphicData uri="http://schemas.openxmlformats.org/drawingml/2006/picture">
+                <pic:pic xmlns:pic="http://schemas.openxmlformats.org/drawingml/2006/picture">
+                  <pic:nvPicPr>
+                    <pic:cNvPr id="40293811" name=""/>
+                    <pic:cNvPicPr/>
+                  </pic:nvPicPr>
+                  <pic:blipFill>
+                    <a:blip r:embed="rId31"/>
+                    <a:stretch>
+                      <a:fillRect/>
+                    </a:stretch>
+                  </pic:blipFill>
+                  <pic:spPr>
+                    <a:xfrm>
+                      <a:off x="0" y="0"/>
+                      <a:ext cx="5942754" cy="2690197"/>
+                    </a:xfrm>
+                    <a:prstGeom prst="rect">
+                      <a:avLst/>
+                    </a:prstGeom>
+                  </pic:spPr>
+                </pic:pic>
+              </a:graphicData>
+            </a:graphic>
+          </wp:inline>
+        </w:drawing>
+      </w:r>
+    </w:p>
+    <w:p>
+      <w:pPr>
+        <w:spacing w:line="278" w:lineRule="auto"/>
+        <w:rPr>
+          <w:b/>
+          <w:lang w:eastAsia="zh-TW"/>
+        </w:rPr>
+      </w:pPr>
+      <w:r>
+        <w:rPr>
+          <w:b/>
+          <w:lang w:eastAsia="zh-TW"/>
+        </w:rPr>
+        <w:br w:type="page"/>
+      </w:r>
+    </w:p>
+    <w:p>
+      <w:pPr>
+        <w:pStyle w:val="ListParagraph"/>
+        <w:numPr>
+          <w:ilvl w:val="0"/>
+          <w:numId w:val="11"/>
+        </w:numPr>
+        <w:rPr>
+          <w:b/>
+          <w:lang w:eastAsia="zh-TW"/>
+        </w:rPr>
+      </w:pPr>
+      <w:r>
+        <w:rPr>
+          <w:b/>
+          <w:lang w:eastAsia="zh-TW"/>
+        </w:rPr>
+        <w:lastRenderedPageBreak/>
+        <w:t>FPGA resource usage snapshot</w:t>
+      </w:r>
+    </w:p>
+    <w:p>
+      <w:pPr>
+        <w:pStyle w:val="ListParagraph"/>
+        <w:numPr>
+          <w:ilvl w:val="1"/>
+          <w:numId w:val="11"/>
+        </w:numPr>
+        <w:rPr>
+          <w:b/>
+          <w:lang w:eastAsia="zh-TW"/>
+        </w:rPr>
+      </w:pPr>
+      <w:r>
+        <w:rPr>
+          <w:b/>
+          <w:noProof/>
+          <w:lang w:eastAsia="zh-TW"/>
+        </w:rPr>
+        <w:drawing>
+          <wp:inline distT="0" distB="0" distL="0" distR="0" wp14:anchorId="3E844C01" wp14:editId="746488B8">
+            <wp:extent cx="4096322" cy="4858428"/>
+            <wp:effectExtent l="0" t="0" r="0" b="0"/>
+            <wp:docPr id="338414366" name="Picture 1"/>
+            <wp:cNvGraphicFramePr>
+              <a:graphicFrameLocks xmlns:a="http://schemas.openxmlformats.org/drawingml/2006/main" noChangeAspect="1"/>
+            </wp:cNvGraphicFramePr>
+            <a:graphic xmlns:a="http://schemas.openxmlformats.org/drawingml/2006/main">
+              <a:graphicData uri="http://schemas.openxmlformats.org/drawingml/2006/picture">
+                <pic:pic xmlns:pic="http://schemas.openxmlformats.org/drawingml/2006/picture">
+                  <pic:nvPicPr>
+                    <pic:cNvPr id="338414366" name=""/>
+                    <pic:cNvPicPr/>
+                  </pic:nvPicPr>
+                  <pic:blipFill>
+                    <a:blip r:embed="rId32"/>
+                    <a:stretch>
+                      <a:fillRect/>
+                    </a:stretch>
+                  </pic:blipFill>
+                  <pic:spPr>
+                    <a:xfrm>
+                      <a:off x="0" y="0"/>
+                      <a:ext cx="4096322" cy="4858428"/>
+                    </a:xfrm>
+                    <a:prstGeom prst="rect">
+                      <a:avLst/>
+                    </a:prstGeom>
+                  </pic:spPr>
+                </pic:pic>
+              </a:graphicData>
+            </a:graphic>
+          </wp:inline>
+        </w:drawing>
+      </w:r>
     </w:p>
     <w:sectPr>
       <w:pgSz w:w="12240" w:h="15840"/>
@@ -2350,7 +3533,7 @@
         <w:ind w:left="1440" w:hanging="360"/>
       </w:pPr>
     </w:lvl>
-    <w:lvl w:ilvl="2" w:tplc="FFFFFFFF" w:tentative="1">
+    <w:lvl w:ilvl="2" w:tplc="FFFFFFFF">
       <w:start w:val="1"/>
       <w:numFmt w:val="lowerRoman"/>
       <w:lvlText w:val="%3."/>
@@ -2440,6 +3623,95 @@
       </w:pPr>
     </w:lvl>
     <w:lvl w:ilvl="2" w:tplc="FFFFFFFF" w:tentative="1">
+      <w:start w:val="1"/>
+      <w:numFmt w:val="lowerRoman"/>
+      <w:lvlText w:val="%3."/>
+      <w:lvlJc w:val="right"/>
+      <w:pPr>
+        <w:ind w:left="2160" w:hanging="180"/>
+      </w:pPr>
+    </w:lvl>
+    <w:lvl w:ilvl="3" w:tplc="FFFFFFFF" w:tentative="1">
+      <w:start w:val="1"/>
+      <w:numFmt w:val="decimal"/>
+      <w:lvlText w:val="%4."/>
+      <w:lvlJc w:val="left"/>
+      <w:pPr>
+        <w:ind w:left="2880" w:hanging="360"/>
+      </w:pPr>
+    </w:lvl>
+    <w:lvl w:ilvl="4" w:tplc="FFFFFFFF" w:tentative="1">
+      <w:start w:val="1"/>
+      <w:numFmt w:val="lowerLetter"/>
+      <w:lvlText w:val="%5."/>
+      <w:lvlJc w:val="left"/>
+      <w:pPr>
+        <w:ind w:left="3600" w:hanging="360"/>
+      </w:pPr>
+    </w:lvl>
+    <w:lvl w:ilvl="5" w:tplc="FFFFFFFF" w:tentative="1">
+      <w:start w:val="1"/>
+      <w:numFmt w:val="lowerRoman"/>
+      <w:lvlText w:val="%6."/>
+      <w:lvlJc w:val="right"/>
+      <w:pPr>
+        <w:ind w:left="4320" w:hanging="180"/>
+      </w:pPr>
+    </w:lvl>
+    <w:lvl w:ilvl="6" w:tplc="FFFFFFFF" w:tentative="1">
+      <w:start w:val="1"/>
+      <w:numFmt w:val="decimal"/>
+      <w:lvlText w:val="%7."/>
+      <w:lvlJc w:val="left"/>
+      <w:pPr>
+        <w:ind w:left="5040" w:hanging="360"/>
+      </w:pPr>
+    </w:lvl>
+    <w:lvl w:ilvl="7" w:tplc="FFFFFFFF" w:tentative="1">
+      <w:start w:val="1"/>
+      <w:numFmt w:val="lowerLetter"/>
+      <w:lvlText w:val="%8."/>
+      <w:lvlJc w:val="left"/>
+      <w:pPr>
+        <w:ind w:left="5760" w:hanging="360"/>
+      </w:pPr>
+    </w:lvl>
+    <w:lvl w:ilvl="8" w:tplc="FFFFFFFF" w:tentative="1">
+      <w:start w:val="1"/>
+      <w:numFmt w:val="lowerRoman"/>
+      <w:lvlText w:val="%9."/>
+      <w:lvlJc w:val="right"/>
+      <w:pPr>
+        <w:ind w:left="6480" w:hanging="180"/>
+      </w:pPr>
+    </w:lvl>
+  </w:abstractNum>
+  <w:abstractNum w:abstractNumId="10" w15:restartNumberingAfterBreak="0">
+    <w:nsid w:val="67450C1E"/>
+    <w:multiLevelType w:val="hybridMultilevel"/>
+    <w:tmpl w:val="59604266"/>
+    <w:lvl w:ilvl="0" w:tplc="FFFFFFFF">
+      <w:start w:val="1"/>
+      <w:numFmt w:val="decimal"/>
+      <w:lvlText w:val="%1."/>
+      <w:lvlJc w:val="left"/>
+      <w:pPr>
+        <w:ind w:left="720" w:hanging="360"/>
+      </w:pPr>
+      <w:rPr>
+        <w:rFonts w:hint="default"/>
+      </w:rPr>
+    </w:lvl>
+    <w:lvl w:ilvl="1" w:tplc="FFFFFFFF">
+      <w:start w:val="1"/>
+      <w:numFmt w:val="lowerLetter"/>
+      <w:lvlText w:val="%2."/>
+      <w:lvlJc w:val="left"/>
+      <w:pPr>
+        <w:ind w:left="1440" w:hanging="360"/>
+      </w:pPr>
+    </w:lvl>
+    <w:lvl w:ilvl="2" w:tplc="FFFFFFFF">
       <w:start w:val="1"/>
       <w:numFmt w:val="lowerRoman"/>
       <w:lvlText w:val="%3."/>
@@ -2532,6 +3804,9 @@
   </w:num>
   <w:num w:numId="10" w16cid:durableId="2082023420">
     <w:abstractNumId w:val="8"/>
+  </w:num>
+  <w:num w:numId="11" w16cid:durableId="461188860">
+    <w:abstractNumId w:val="10"/>
   </w:num>
 </w:numbering>
 </file>
@@ -2936,7 +4211,7 @@
   <w:style w:type="paragraph" w:default="1" w:styleId="Normal">
     <w:name w:val="Normal"/>
     <w:qFormat/>
-    <w:rsid w:val="00B822A3"/>
+    <w:rsid w:val="00287AA7"/>
     <w:pPr>
       <w:spacing w:line="259" w:lineRule="auto"/>
     </w:pPr>
@@ -2975,7 +4250,6 @@
     <w:next w:val="Normal"/>
     <w:link w:val="Heading2Char"/>
     <w:uiPriority w:val="9"/>
-    <w:semiHidden/>
     <w:unhideWhenUsed/>
     <w:qFormat/>
     <w:rsid w:val="003D69FB"/>
@@ -3150,6 +4424,7 @@
   <w:style w:type="character" w:default="1" w:styleId="DefaultParagraphFont">
     <w:name w:val="Default Paragraph Font"/>
     <w:uiPriority w:val="1"/>
+    <w:semiHidden/>
     <w:unhideWhenUsed/>
   </w:style>
   <w:style w:type="table" w:default="1" w:styleId="TableNormal">
@@ -3191,7 +4466,6 @@
     <w:basedOn w:val="DefaultParagraphFont"/>
     <w:link w:val="Heading2"/>
     <w:uiPriority w:val="9"/>
-    <w:semiHidden/>
     <w:rsid w:val="003D69FB"/>
     <w:rPr>
       <w:rFonts w:asciiTheme="majorHAnsi" w:eastAsiaTheme="majorEastAsia" w:hAnsiTheme="majorHAnsi" w:cstheme="majorBidi"/>
